--- a/Documentación/casos-de-uso/00_2__CU_Registro_Paciente_USUARIO.docx
+++ b/Documentación/casos-de-uso/00_2__CU_Registro_Paciente_USUARIO.docx
@@ -101,7 +101,7 @@
     </w:p>
     <w:tbl>
       <w:tblPr>
-        <w:tblStyle w:val="Tablaconcuadrcula"/>
+        <w:tblStyle w:val="TableGrid"/>
         <w:tblW w:w="9360" w:type="dxa"/>
         <w:tblLook w:val="04A0" w:firstRow="1" w:lastRow="0" w:firstColumn="1" w:lastColumn="0" w:noHBand="0" w:noVBand="1"/>
       </w:tblPr>
@@ -482,7 +482,7 @@
         <w:ind w:left="360"/>
       </w:pPr>
       <w:r>
-        <w:t>Permitir que un usuario no registrado (paciente) cree una cuenta en el portal web de la clínica para poder agendar citas y acceder a su información. Al finalizar el proceso, el usuario queda en estado pendiente de activación hasta confirmar su correo electrónico.</w:t>
+        <w:t>Permitir que un usuario no registrado (paciente) cree una cuenta en el portal web de la clínica para poder agendar citas y acceder a su información.</w:t>
       </w:r>
     </w:p>
     <w:p>
@@ -554,7 +554,7 @@
     </w:p>
     <w:p>
       <w:pPr>
-        <w:pStyle w:val="Prrafodelista"/>
+        <w:pStyle w:val="ListParagraph"/>
         <w:numPr>
           <w:ilvl w:val="0"/>
           <w:numId w:val="2"/>
@@ -562,13 +562,12 @@
         <w:spacing w:after="60"/>
       </w:pPr>
       <w:r>
-        <w:lastRenderedPageBreak/>
         <w:t>El usuario debe tener acceso al portal web de la clínica.</w:t>
       </w:r>
     </w:p>
     <w:p>
       <w:pPr>
-        <w:pStyle w:val="Prrafodelista"/>
+        <w:pStyle w:val="ListParagraph"/>
         <w:numPr>
           <w:ilvl w:val="0"/>
           <w:numId w:val="2"/>
@@ -576,6 +575,7 @@
         <w:spacing w:after="60"/>
       </w:pPr>
       <w:r>
+        <w:lastRenderedPageBreak/>
         <w:t>El usuario no debe tener una cuenta previa registrada en el sistema.</w:t>
       </w:r>
     </w:p>
@@ -598,7 +598,7 @@
     </w:p>
     <w:p>
       <w:pPr>
-        <w:pStyle w:val="Prrafodelista"/>
+        <w:pStyle w:val="ListParagraph"/>
         <w:numPr>
           <w:ilvl w:val="0"/>
           <w:numId w:val="3"/>
@@ -606,12 +606,20 @@
         <w:spacing w:after="60"/>
       </w:pPr>
       <w:r>
-        <w:t>El usuario ingresa al sitio web de la clínica y selecciona la opción "Registrarse".</w:t>
-      </w:r>
-    </w:p>
-    <w:p>
-      <w:pPr>
-        <w:pStyle w:val="Prrafodelista"/>
+        <w:t>El usuario ingresa al sitio web de la clínica y selecciona la opció</w:t>
+      </w:r>
+      <w:r>
+        <w:t xml:space="preserve">n Iniciar </w:t>
+      </w:r>
+      <w:proofErr w:type="spellStart"/>
+      <w:r>
+        <w:t>Sesion</w:t>
+      </w:r>
+      <w:proofErr w:type="spellEnd"/>
+    </w:p>
+    <w:p>
+      <w:pPr>
+        <w:pStyle w:val="ListParagraph"/>
         <w:numPr>
           <w:ilvl w:val="0"/>
           <w:numId w:val="3"/>
@@ -632,7 +640,7 @@
     </w:p>
     <w:p>
       <w:pPr>
-        <w:pStyle w:val="Prrafodelista"/>
+        <w:pStyle w:val="ListParagraph"/>
         <w:numPr>
           <w:ilvl w:val="0"/>
           <w:numId w:val="3"/>
@@ -645,7 +653,7 @@
     </w:p>
     <w:p>
       <w:pPr>
-        <w:pStyle w:val="Prrafodelista"/>
+        <w:pStyle w:val="ListParagraph"/>
         <w:numPr>
           <w:ilvl w:val="0"/>
           <w:numId w:val="3"/>
@@ -658,7 +666,7 @@
     </w:p>
     <w:p>
       <w:pPr>
-        <w:pStyle w:val="Prrafodelista"/>
+        <w:pStyle w:val="ListParagraph"/>
         <w:numPr>
           <w:ilvl w:val="0"/>
           <w:numId w:val="3"/>
@@ -671,7 +679,7 @@
     </w:p>
     <w:p>
       <w:pPr>
-        <w:pStyle w:val="Prrafodelista"/>
+        <w:pStyle w:val="ListParagraph"/>
         <w:numPr>
           <w:ilvl w:val="0"/>
           <w:numId w:val="3"/>
@@ -692,7 +700,7 @@
     </w:p>
     <w:p>
       <w:pPr>
-        <w:pStyle w:val="Prrafodelista"/>
+        <w:pStyle w:val="ListParagraph"/>
         <w:numPr>
           <w:ilvl w:val="0"/>
           <w:numId w:val="3"/>
@@ -713,7 +721,7 @@
     </w:p>
     <w:p>
       <w:pPr>
-        <w:pStyle w:val="Prrafodelista"/>
+        <w:pStyle w:val="ListParagraph"/>
         <w:numPr>
           <w:ilvl w:val="0"/>
           <w:numId w:val="3"/>
@@ -726,7 +734,7 @@
     </w:p>
     <w:p>
       <w:pPr>
-        <w:pStyle w:val="Prrafodelista"/>
+        <w:pStyle w:val="ListParagraph"/>
         <w:numPr>
           <w:ilvl w:val="0"/>
           <w:numId w:val="3"/>
@@ -739,7 +747,7 @@
     </w:p>
     <w:p>
       <w:pPr>
-        <w:pStyle w:val="Prrafodelista"/>
+        <w:pStyle w:val="ListParagraph"/>
         <w:numPr>
           <w:ilvl w:val="0"/>
           <w:numId w:val="3"/>
@@ -752,7 +760,7 @@
     </w:p>
     <w:p>
       <w:pPr>
-        <w:pStyle w:val="Prrafodelista"/>
+        <w:pStyle w:val="ListParagraph"/>
         <w:numPr>
           <w:ilvl w:val="0"/>
           <w:numId w:val="3"/>
@@ -765,7 +773,7 @@
     </w:p>
     <w:p>
       <w:pPr>
-        <w:pStyle w:val="Prrafodelista"/>
+        <w:pStyle w:val="ListParagraph"/>
         <w:numPr>
           <w:ilvl w:val="0"/>
           <w:numId w:val="3"/>
@@ -874,7 +882,7 @@
     </w:p>
     <w:p>
       <w:pPr>
-        <w:pStyle w:val="Prrafodelista"/>
+        <w:pStyle w:val="ListParagraph"/>
         <w:numPr>
           <w:ilvl w:val="0"/>
           <w:numId w:val="2"/>
@@ -887,7 +895,7 @@
     </w:p>
     <w:p>
       <w:pPr>
-        <w:pStyle w:val="Prrafodelista"/>
+        <w:pStyle w:val="ListParagraph"/>
         <w:numPr>
           <w:ilvl w:val="0"/>
           <w:numId w:val="2"/>
@@ -900,7 +908,7 @@
     </w:p>
     <w:p>
       <w:pPr>
-        <w:pStyle w:val="Prrafodelista"/>
+        <w:pStyle w:val="ListParagraph"/>
         <w:numPr>
           <w:ilvl w:val="0"/>
           <w:numId w:val="2"/>
@@ -937,7 +945,6 @@
         <w:ind w:left="360"/>
       </w:pPr>
       <w:r>
-        <w:lastRenderedPageBreak/>
         <w:t>El enlace de activación enviado por correo electrónico debe tener una vigencia máxima de 24 horas. Si el usuario no activa su cuenta dentro de ese plazo, deberá solicitar un nuevo enlace.</w:t>
       </w:r>
     </w:p>
@@ -953,6 +960,7 @@
           <w:sz w:val="28"/>
           <w:szCs w:val="28"/>
         </w:rPr>
+        <w:lastRenderedPageBreak/>
         <w:t>4. Firmas Necesarias</w:t>
       </w:r>
     </w:p>
@@ -993,12 +1001,6 @@
         <w:gridCol w:w="3120"/>
       </w:tblGrid>
       <w:tr>
-        <w:tblPrEx>
-          <w:tblCellMar>
-            <w:top w:w="0" w:type="dxa"/>
-            <w:bottom w:w="0" w:type="dxa"/>
-          </w:tblCellMar>
-        </w:tblPrEx>
         <w:tc>
           <w:tcPr>
             <w:tcW w:w="3120" w:type="dxa"/>
@@ -1088,12 +1090,6 @@
         </w:tc>
       </w:tr>
       <w:tr>
-        <w:tblPrEx>
-          <w:tblCellMar>
-            <w:top w:w="0" w:type="dxa"/>
-            <w:bottom w:w="0" w:type="dxa"/>
-          </w:tblCellMar>
-        </w:tblPrEx>
         <w:tc>
           <w:tcPr>
             <w:tcW w:w="3120" w:type="dxa"/>
@@ -1150,12 +1146,6 @@
         </w:tc>
       </w:tr>
       <w:tr>
-        <w:tblPrEx>
-          <w:tblCellMar>
-            <w:top w:w="0" w:type="dxa"/>
-            <w:bottom w:w="0" w:type="dxa"/>
-          </w:tblCellMar>
-        </w:tblPrEx>
         <w:tc>
           <w:tcPr>
             <w:tcW w:w="3120" w:type="dxa"/>
@@ -1868,7 +1858,7 @@
     <w:name w:val="Normal"/>
     <w:qFormat/>
   </w:style>
-  <w:style w:type="paragraph" w:styleId="Ttulo1">
+  <w:style w:type="paragraph" w:styleId="Heading1">
     <w:name w:val="heading 1"/>
     <w:uiPriority w:val="9"/>
     <w:qFormat/>
@@ -1881,7 +1871,7 @@
       <w:szCs w:val="32"/>
     </w:rPr>
   </w:style>
-  <w:style w:type="paragraph" w:styleId="Ttulo2">
+  <w:style w:type="paragraph" w:styleId="Heading2">
     <w:name w:val="heading 2"/>
     <w:uiPriority w:val="9"/>
     <w:semiHidden/>
@@ -1896,7 +1886,7 @@
       <w:szCs w:val="26"/>
     </w:rPr>
   </w:style>
-  <w:style w:type="paragraph" w:styleId="Ttulo3">
+  <w:style w:type="paragraph" w:styleId="Heading3">
     <w:name w:val="heading 3"/>
     <w:uiPriority w:val="9"/>
     <w:semiHidden/>
@@ -1911,7 +1901,7 @@
       <w:szCs w:val="24"/>
     </w:rPr>
   </w:style>
-  <w:style w:type="paragraph" w:styleId="Ttulo4">
+  <w:style w:type="paragraph" w:styleId="Heading4">
     <w:name w:val="heading 4"/>
     <w:uiPriority w:val="9"/>
     <w:semiHidden/>
@@ -1926,7 +1916,7 @@
       <w:color w:val="2E74B5"/>
     </w:rPr>
   </w:style>
-  <w:style w:type="paragraph" w:styleId="Ttulo5">
+  <w:style w:type="paragraph" w:styleId="Heading5">
     <w:name w:val="heading 5"/>
     <w:uiPriority w:val="9"/>
     <w:semiHidden/>
@@ -1939,7 +1929,7 @@
       <w:color w:val="2E74B5"/>
     </w:rPr>
   </w:style>
-  <w:style w:type="paragraph" w:styleId="Ttulo6">
+  <w:style w:type="paragraph" w:styleId="Heading6">
     <w:name w:val="heading 6"/>
     <w:uiPriority w:val="9"/>
     <w:semiHidden/>
@@ -1952,13 +1942,13 @@
       <w:color w:val="1F4D78"/>
     </w:rPr>
   </w:style>
-  <w:style w:type="character" w:default="1" w:styleId="Fuentedeprrafopredeter">
+  <w:style w:type="character" w:default="1" w:styleId="DefaultParagraphFont">
     <w:name w:val="Default Paragraph Font"/>
     <w:uiPriority w:val="1"/>
     <w:semiHidden/>
     <w:unhideWhenUsed/>
   </w:style>
-  <w:style w:type="table" w:default="1" w:styleId="Tablanormal">
+  <w:style w:type="table" w:default="1" w:styleId="TableNormal">
     <w:name w:val="Normal Table"/>
     <w:uiPriority w:val="99"/>
     <w:semiHidden/>
@@ -1973,13 +1963,13 @@
       </w:tblCellMar>
     </w:tblPr>
   </w:style>
-  <w:style w:type="numbering" w:default="1" w:styleId="Sinlista">
+  <w:style w:type="numbering" w:default="1" w:styleId="NoList">
     <w:name w:val="No List"/>
     <w:uiPriority w:val="99"/>
     <w:semiHidden/>
     <w:unhideWhenUsed/>
   </w:style>
-  <w:style w:type="paragraph" w:styleId="Ttulo">
+  <w:style w:type="paragraph" w:styleId="Title">
     <w:name w:val="Title"/>
     <w:uiPriority w:val="10"/>
     <w:qFormat/>
@@ -1996,11 +1986,11 @@
       <w:bCs/>
     </w:rPr>
   </w:style>
-  <w:style w:type="paragraph" w:styleId="Prrafodelista">
+  <w:style w:type="paragraph" w:styleId="ListParagraph">
     <w:name w:val="List Paragraph"/>
     <w:qFormat/>
   </w:style>
-  <w:style w:type="character" w:styleId="Hipervnculo">
+  <w:style w:type="character" w:styleId="Hyperlink">
     <w:name w:val="Hyperlink"/>
     <w:uiPriority w:val="99"/>
     <w:unhideWhenUsed/>
@@ -2009,7 +1999,7 @@
       <w:u w:val="single"/>
     </w:rPr>
   </w:style>
-  <w:style w:type="character" w:styleId="Refdenotaalpie">
+  <w:style w:type="character" w:styleId="FootnoteReference">
     <w:name w:val="footnote reference"/>
     <w:uiPriority w:val="99"/>
     <w:semiHidden/>
@@ -2018,9 +2008,9 @@
       <w:vertAlign w:val="superscript"/>
     </w:rPr>
   </w:style>
-  <w:style w:type="paragraph" w:styleId="Textonotapie">
+  <w:style w:type="paragraph" w:styleId="FootnoteText">
     <w:name w:val="footnote text"/>
-    <w:link w:val="TextonotapieCar"/>
+    <w:link w:val="FootnoteTextChar"/>
     <w:uiPriority w:val="99"/>
     <w:semiHidden/>
     <w:unhideWhenUsed/>
@@ -2029,9 +2019,9 @@
       <w:szCs w:val="20"/>
     </w:rPr>
   </w:style>
-  <w:style w:type="character" w:customStyle="1" w:styleId="TextonotapieCar">
-    <w:name w:val="Texto nota pie Car"/>
-    <w:link w:val="Textonotapie"/>
+  <w:style w:type="character" w:customStyle="1" w:styleId="FootnoteTextChar">
+    <w:name w:val="Footnote Text Char"/>
+    <w:link w:val="FootnoteText"/>
     <w:uiPriority w:val="99"/>
     <w:semiHidden/>
     <w:unhideWhenUsed/>
@@ -2040,7 +2030,7 @@
       <w:szCs w:val="20"/>
     </w:rPr>
   </w:style>
-  <w:style w:type="character" w:styleId="Refdenotaalfinal">
+  <w:style w:type="character" w:styleId="EndnoteReference">
     <w:name w:val="endnote reference"/>
     <w:uiPriority w:val="99"/>
     <w:semiHidden/>
@@ -2049,9 +2039,9 @@
       <w:vertAlign w:val="superscript"/>
     </w:rPr>
   </w:style>
-  <w:style w:type="paragraph" w:styleId="Textonotaalfinal">
+  <w:style w:type="paragraph" w:styleId="EndnoteText">
     <w:name w:val="endnote text"/>
-    <w:link w:val="TextonotaalfinalCar"/>
+    <w:link w:val="EndnoteTextChar"/>
     <w:uiPriority w:val="99"/>
     <w:semiHidden/>
     <w:unhideWhenUsed/>
@@ -2060,9 +2050,9 @@
       <w:szCs w:val="20"/>
     </w:rPr>
   </w:style>
-  <w:style w:type="character" w:customStyle="1" w:styleId="TextonotaalfinalCar">
-    <w:name w:val="Texto nota al final Car"/>
-    <w:link w:val="Textonotaalfinal"/>
+  <w:style w:type="character" w:customStyle="1" w:styleId="EndnoteTextChar">
+    <w:name w:val="Endnote Text Char"/>
+    <w:link w:val="EndnoteText"/>
     <w:uiPriority w:val="99"/>
     <w:semiHidden/>
     <w:unhideWhenUsed/>
@@ -2071,9 +2061,9 @@
       <w:szCs w:val="20"/>
     </w:rPr>
   </w:style>
-  <w:style w:type="table" w:styleId="Tablaconcuadrcula">
+  <w:style w:type="table" w:styleId="TableGrid">
     <w:name w:val="Table Grid"/>
-    <w:basedOn w:val="Tablanormal"/>
+    <w:basedOn w:val="TableNormal"/>
     <w:uiPriority w:val="39"/>
     <w:rsid w:val="00E416B2"/>
     <w:tblPr>
